--- a/download/service_provider_product_application.docx
+++ b/download/service_provider_product_application.docx
@@ -2,7 +2,7 @@
 <file path=word/document.xml><?xml version="1.0" encoding="utf-8"?>
 <w:document xmlns:w="http://schemas.openxmlformats.org/wordprocessingml/2006/main" xmlns:m="http://schemas.openxmlformats.org/officeDocument/2006/math" xmlns:r="http://schemas.openxmlformats.org/officeDocument/2006/relationships" xmlns:o="urn:schemas-microsoft-com:office:office" xmlns:v="urn:schemas-microsoft-com:vml" xmlns:w10="urn:schemas-microsoft-com:office:word" xmlns:a="http://schemas.openxmlformats.org/drawingml/2006/main" xmlns:pic="http://schemas.openxmlformats.org/drawingml/2006/picture" xmlns:wp="http://schemas.openxmlformats.org/drawingml/2006/wordprocessingDrawing">
   <w:body>
-    <w:bookmarkStart w:id="47" w:name="service-provider-product-application"/>
+    <w:bookmarkStart w:id="47" w:name="_2043fc628418d8cbd84f03753f6a8cb92303ec5"/>
     <w:p>
       <w:pPr>
         <w:pStyle w:val="Overskrift1"/>
@@ -37,7 +37,7 @@
         <w:t xml:space="preserve">times, for a given SO.</w:t>
       </w:r>
     </w:p>
-    <w:bookmarkStart w:id="23" w:name="status-transitions"/>
+    <w:bookmarkStart w:id="23" w:name="_59123258a6ea29a9932060d0196b7e74a373157"/>
     <w:p>
       <w:pPr>
         <w:pStyle w:val="Overskrift2"/>
@@ -178,7 +178,7 @@
       </w:r>
     </w:p>
     <w:bookmarkEnd w:id="23"/>
-    <w:bookmarkStart w:id="26" w:name="relevant-links"/>
+    <w:bookmarkStart w:id="26" w:name="_79afa4f38a91732ffbb4c55883dc88cdfa88c95"/>
     <w:p>
       <w:pPr>
         <w:pStyle w:val="Overskrift2"/>
@@ -222,7 +222,7 @@
       </w:hyperlink>
     </w:p>
     <w:bookmarkEnd w:id="26"/>
-    <w:bookmarkStart w:id="29" w:name="fields"/>
+    <w:bookmarkStart w:id="29" w:name="_fields"/>
     <w:p>
       <w:pPr>
         <w:pStyle w:val="Overskrift2"/>
@@ -759,7 +759,7 @@
       </w:tr>
     </w:tbl>
     <w:bookmarkEnd w:id="29"/>
-    <w:bookmarkStart w:id="30" w:name="validation-rules"/>
+    <w:bookmarkStart w:id="30" w:name="_59f998a8f2e664043807375c511f11331608f95"/>
     <w:p>
       <w:pPr>
         <w:pStyle w:val="Overskrift2"/>
@@ -1068,7 +1068,7 @@
       </w:tr>
     </w:tbl>
     <w:bookmarkEnd w:id="30"/>
-    <w:bookmarkStart w:id="31" w:name="notifications"/>
+    <w:bookmarkStart w:id="31" w:name="_notifications"/>
     <w:p>
       <w:pPr>
         <w:pStyle w:val="Overskrift2"/>
@@ -1192,7 +1192,7 @@
       </w:tr>
     </w:tbl>
     <w:bookmarkEnd w:id="31"/>
-    <w:bookmarkStart w:id="46" w:name="authorization"/>
+    <w:bookmarkStart w:id="46" w:name="_authorization"/>
     <w:p>
       <w:pPr>
         <w:pStyle w:val="Overskrift2"/>
@@ -1201,7 +1201,7 @@
         <w:t xml:space="preserve">Authorization</w:t>
       </w:r>
     </w:p>
-    <w:bookmarkStart w:id="43" w:name="resource-level-authorization"/>
+    <w:bookmarkStart w:id="43" w:name="_ea7458f1c517e163e4c33e527853f16a851511d"/>
     <w:p>
       <w:pPr>
         <w:pStyle w:val="Overskrift3"/>
@@ -1254,7 +1254,7 @@
         <w:t xml:space="preserve">.</w:t>
       </w:r>
     </w:p>
-    <w:bookmarkStart w:id="33" w:name="anonymous"/>
+    <w:bookmarkStart w:id="33" w:name="_anonymous"/>
     <w:p>
       <w:pPr>
         <w:pStyle w:val="Overskrift4"/>
@@ -1272,7 +1272,7 @@
       </w:r>
     </w:p>
     <w:bookmarkEnd w:id="33"/>
-    <w:bookmarkStart w:id="34" w:name="common"/>
+    <w:bookmarkStart w:id="34" w:name="_common"/>
     <w:p>
       <w:pPr>
         <w:pStyle w:val="Overskrift4"/>
@@ -1367,7 +1367,7 @@
       </w:tr>
     </w:tbl>
     <w:bookmarkEnd w:id="34"/>
-    <w:bookmarkStart w:id="35" w:name="balance-responsible-party"/>
+    <w:bookmarkStart w:id="35" w:name="_33d042ea865d9ccdd21972e4941eb9a3e57dea9"/>
     <w:p>
       <w:pPr>
         <w:pStyle w:val="Overskrift4"/>
@@ -1385,7 +1385,7 @@
       </w:r>
     </w:p>
     <w:bookmarkEnd w:id="35"/>
-    <w:bookmarkStart w:id="36" w:name="end-user"/>
+    <w:bookmarkStart w:id="36" w:name="_587ff7c550b65da706cc6ed28c28196eac21d0d"/>
     <w:p>
       <w:pPr>
         <w:pStyle w:val="Overskrift4"/>
@@ -1403,7 +1403,7 @@
       </w:r>
     </w:p>
     <w:bookmarkEnd w:id="36"/>
-    <w:bookmarkStart w:id="37" w:name="energy-supplier"/>
+    <w:bookmarkStart w:id="37" w:name="_0ae40e3cd02a5e6cf223650bdd6f54d616f5022"/>
     <w:p>
       <w:pPr>
         <w:pStyle w:val="Overskrift4"/>
@@ -1421,7 +1421,7 @@
       </w:r>
     </w:p>
     <w:bookmarkEnd w:id="37"/>
-    <w:bookmarkStart w:id="38" w:name="flexibility-information-system-operator"/>
+    <w:bookmarkStart w:id="38" w:name="_205d448ec611aeec17125b0a6a21826729c6ace"/>
     <w:p>
       <w:pPr>
         <w:pStyle w:val="Overskrift4"/>
@@ -1516,7 +1516,7 @@
       </w:tr>
     </w:tbl>
     <w:bookmarkEnd w:id="38"/>
-    <w:bookmarkStart w:id="39" w:name="organisation"/>
+    <w:bookmarkStart w:id="39" w:name="_organisation"/>
     <w:p>
       <w:pPr>
         <w:pStyle w:val="Overskrift4"/>
@@ -1534,7 +1534,7 @@
       </w:r>
     </w:p>
     <w:bookmarkEnd w:id="39"/>
-    <w:bookmarkStart w:id="40" w:name="system-operator"/>
+    <w:bookmarkStart w:id="40" w:name="_fc1969e12ffa04b3f787795e7ddfde406a09f5a"/>
     <w:p>
       <w:pPr>
         <w:pStyle w:val="Overskrift4"/>
@@ -1664,7 +1664,7 @@
       </w:tr>
     </w:tbl>
     <w:bookmarkEnd w:id="40"/>
-    <w:bookmarkStart w:id="41" w:name="service-provider"/>
+    <w:bookmarkStart w:id="41" w:name="_b462e6d210ec9c712e4b2292c76af28fc130787"/>
     <w:p>
       <w:pPr>
         <w:pStyle w:val="Overskrift4"/>
@@ -1806,7 +1806,7 @@
       </w:tr>
     </w:tbl>
     <w:bookmarkEnd w:id="41"/>
-    <w:bookmarkStart w:id="42" w:name="third-party"/>
+    <w:bookmarkStart w:id="42" w:name="_27deb66bcd01342a3df78b2190e8adbdc1219d6"/>
     <w:p>
       <w:pPr>
         <w:pStyle w:val="Overskrift4"/>
@@ -1825,7 +1825,7 @@
     </w:p>
     <w:bookmarkEnd w:id="42"/>
     <w:bookmarkEnd w:id="43"/>
-    <w:bookmarkStart w:id="45" w:name="field-level-authorization"/>
+    <w:bookmarkStart w:id="45" w:name="_12ddb80e42fe95428c38865dcd3a67097e70e69"/>
     <w:p>
       <w:pPr>
         <w:pStyle w:val="Overskrift3"/>

--- a/download/service_provider_product_application.docx
+++ b/download/service_provider_product_application.docx
@@ -2016,6 +2016,30 @@
             <w:pPr>
               <w:pStyle w:val="Compact"/>
             </w:pPr>
+          </w:p>
+        </w:tc>
+        <w:tc>
+          <w:tcPr/>
+          <w:p>
+            <w:pPr>
+              <w:pStyle w:val="Compact"/>
+            </w:pPr>
+          </w:p>
+        </w:tc>
+        <w:tc>
+          <w:tcPr/>
+          <w:p>
+            <w:pPr>
+              <w:pStyle w:val="Compact"/>
+            </w:pPr>
+          </w:p>
+        </w:tc>
+        <w:tc>
+          <w:tcPr/>
+          <w:p>
+            <w:pPr>
+              <w:pStyle w:val="Compact"/>
+            </w:pPr>
             <w:r>
               <w:t xml:space="preserve">R</w:t>
             </w:r>
@@ -2049,42 +2073,6 @@
             <w:pPr>
               <w:pStyle w:val="Compact"/>
             </w:pPr>
-            <w:r>
-              <w:t xml:space="preserve">R</w:t>
-            </w:r>
-          </w:p>
-        </w:tc>
-        <w:tc>
-          <w:tcPr/>
-          <w:p>
-            <w:pPr>
-              <w:pStyle w:val="Compact"/>
-            </w:pPr>
-            <w:r>
-              <w:t xml:space="preserve">R</w:t>
-            </w:r>
-          </w:p>
-        </w:tc>
-        <w:tc>
-          <w:tcPr/>
-          <w:p>
-            <w:pPr>
-              <w:pStyle w:val="Compact"/>
-            </w:pPr>
-            <w:r>
-              <w:t xml:space="preserve">R</w:t>
-            </w:r>
-          </w:p>
-        </w:tc>
-        <w:tc>
-          <w:tcPr/>
-          <w:p>
-            <w:pPr>
-              <w:pStyle w:val="Compact"/>
-            </w:pPr>
-            <w:r>
-              <w:t xml:space="preserve">R</w:t>
-            </w:r>
           </w:p>
         </w:tc>
         <w:tc>
@@ -2122,6 +2110,30 @@
             <w:pPr>
               <w:pStyle w:val="Compact"/>
             </w:pPr>
+          </w:p>
+        </w:tc>
+        <w:tc>
+          <w:tcPr/>
+          <w:p>
+            <w:pPr>
+              <w:pStyle w:val="Compact"/>
+            </w:pPr>
+          </w:p>
+        </w:tc>
+        <w:tc>
+          <w:tcPr/>
+          <w:p>
+            <w:pPr>
+              <w:pStyle w:val="Compact"/>
+            </w:pPr>
+          </w:p>
+        </w:tc>
+        <w:tc>
+          <w:tcPr/>
+          <w:p>
+            <w:pPr>
+              <w:pStyle w:val="Compact"/>
+            </w:pPr>
             <w:r>
               <w:t xml:space="preserve">R</w:t>
             </w:r>
@@ -2145,39 +2157,6 @@
               <w:pStyle w:val="Compact"/>
             </w:pPr>
             <w:r>
-              <w:t xml:space="preserve">R</w:t>
-            </w:r>
-          </w:p>
-        </w:tc>
-        <w:tc>
-          <w:tcPr/>
-          <w:p>
-            <w:pPr>
-              <w:pStyle w:val="Compact"/>
-            </w:pPr>
-            <w:r>
-              <w:t xml:space="preserve">R</w:t>
-            </w:r>
-          </w:p>
-        </w:tc>
-        <w:tc>
-          <w:tcPr/>
-          <w:p>
-            <w:pPr>
-              <w:pStyle w:val="Compact"/>
-            </w:pPr>
-            <w:r>
-              <w:t xml:space="preserve">R</w:t>
-            </w:r>
-          </w:p>
-        </w:tc>
-        <w:tc>
-          <w:tcPr/>
-          <w:p>
-            <w:pPr>
-              <w:pStyle w:val="Compact"/>
-            </w:pPr>
-            <w:r>
               <w:t xml:space="preserve">RC</w:t>
             </w:r>
           </w:p>
@@ -2188,9 +2167,6 @@
             <w:pPr>
               <w:pStyle w:val="Compact"/>
             </w:pPr>
-            <w:r>
-              <w:t xml:space="preserve">R</w:t>
-            </w:r>
           </w:p>
         </w:tc>
         <w:tc>
@@ -2228,6 +2204,30 @@
             <w:pPr>
               <w:pStyle w:val="Compact"/>
             </w:pPr>
+          </w:p>
+        </w:tc>
+        <w:tc>
+          <w:tcPr/>
+          <w:p>
+            <w:pPr>
+              <w:pStyle w:val="Compact"/>
+            </w:pPr>
+          </w:p>
+        </w:tc>
+        <w:tc>
+          <w:tcPr/>
+          <w:p>
+            <w:pPr>
+              <w:pStyle w:val="Compact"/>
+            </w:pPr>
+          </w:p>
+        </w:tc>
+        <w:tc>
+          <w:tcPr/>
+          <w:p>
+            <w:pPr>
+              <w:pStyle w:val="Compact"/>
+            </w:pPr>
             <w:r>
               <w:t xml:space="preserve">R</w:t>
             </w:r>
@@ -2251,39 +2251,6 @@
               <w:pStyle w:val="Compact"/>
             </w:pPr>
             <w:r>
-              <w:t xml:space="preserve">R</w:t>
-            </w:r>
-          </w:p>
-        </w:tc>
-        <w:tc>
-          <w:tcPr/>
-          <w:p>
-            <w:pPr>
-              <w:pStyle w:val="Compact"/>
-            </w:pPr>
-            <w:r>
-              <w:t xml:space="preserve">R</w:t>
-            </w:r>
-          </w:p>
-        </w:tc>
-        <w:tc>
-          <w:tcPr/>
-          <w:p>
-            <w:pPr>
-              <w:pStyle w:val="Compact"/>
-            </w:pPr>
-            <w:r>
-              <w:t xml:space="preserve">R</w:t>
-            </w:r>
-          </w:p>
-        </w:tc>
-        <w:tc>
-          <w:tcPr/>
-          <w:p>
-            <w:pPr>
-              <w:pStyle w:val="Compact"/>
-            </w:pPr>
-            <w:r>
               <w:t xml:space="preserve">RC</w:t>
             </w:r>
           </w:p>
@@ -2294,9 +2261,6 @@
             <w:pPr>
               <w:pStyle w:val="Compact"/>
             </w:pPr>
-            <w:r>
-              <w:t xml:space="preserve">R</w:t>
-            </w:r>
           </w:p>
         </w:tc>
         <w:tc>
@@ -2334,6 +2298,41 @@
             <w:pPr>
               <w:pStyle w:val="Compact"/>
             </w:pPr>
+          </w:p>
+        </w:tc>
+        <w:tc>
+          <w:tcPr/>
+          <w:p>
+            <w:pPr>
+              <w:pStyle w:val="Compact"/>
+            </w:pPr>
+          </w:p>
+        </w:tc>
+        <w:tc>
+          <w:tcPr/>
+          <w:p>
+            <w:pPr>
+              <w:pStyle w:val="Compact"/>
+            </w:pPr>
+          </w:p>
+        </w:tc>
+        <w:tc>
+          <w:tcPr/>
+          <w:p>
+            <w:pPr>
+              <w:pStyle w:val="Compact"/>
+            </w:pPr>
+            <w:r>
+              <w:t xml:space="preserve">RU</w:t>
+            </w:r>
+          </w:p>
+        </w:tc>
+        <w:tc>
+          <w:tcPr/>
+          <w:p>
+            <w:pPr>
+              <w:pStyle w:val="Compact"/>
+            </w:pPr>
             <w:r>
               <w:t xml:space="preserve">R</w:t>
             </w:r>
@@ -2346,50 +2345,6 @@
               <w:pStyle w:val="Compact"/>
             </w:pPr>
             <w:r>
-              <w:t xml:space="preserve">R</w:t>
-            </w:r>
-          </w:p>
-        </w:tc>
-        <w:tc>
-          <w:tcPr/>
-          <w:p>
-            <w:pPr>
-              <w:pStyle w:val="Compact"/>
-            </w:pPr>
-            <w:r>
-              <w:t xml:space="preserve">R</w:t>
-            </w:r>
-          </w:p>
-        </w:tc>
-        <w:tc>
-          <w:tcPr/>
-          <w:p>
-            <w:pPr>
-              <w:pStyle w:val="Compact"/>
-            </w:pPr>
-            <w:r>
-              <w:t xml:space="preserve">RU</w:t>
-            </w:r>
-          </w:p>
-        </w:tc>
-        <w:tc>
-          <w:tcPr/>
-          <w:p>
-            <w:pPr>
-              <w:pStyle w:val="Compact"/>
-            </w:pPr>
-            <w:r>
-              <w:t xml:space="preserve">R</w:t>
-            </w:r>
-          </w:p>
-        </w:tc>
-        <w:tc>
-          <w:tcPr/>
-          <w:p>
-            <w:pPr>
-              <w:pStyle w:val="Compact"/>
-            </w:pPr>
-            <w:r>
               <w:t xml:space="preserve">RCU</w:t>
             </w:r>
           </w:p>
@@ -2400,9 +2355,6 @@
             <w:pPr>
               <w:pStyle w:val="Compact"/>
             </w:pPr>
-            <w:r>
-              <w:t xml:space="preserve">R</w:t>
-            </w:r>
           </w:p>
         </w:tc>
         <w:tc>
@@ -2440,31 +2392,22 @@
             <w:pPr>
               <w:pStyle w:val="Compact"/>
             </w:pPr>
-            <w:r>
-              <w:t xml:space="preserve">R</w:t>
-            </w:r>
-          </w:p>
-        </w:tc>
-        <w:tc>
-          <w:tcPr/>
-          <w:p>
-            <w:pPr>
-              <w:pStyle w:val="Compact"/>
-            </w:pPr>
-            <w:r>
-              <w:t xml:space="preserve">R</w:t>
-            </w:r>
-          </w:p>
-        </w:tc>
-        <w:tc>
-          <w:tcPr/>
-          <w:p>
-            <w:pPr>
-              <w:pStyle w:val="Compact"/>
-            </w:pPr>
-            <w:r>
-              <w:t xml:space="preserve">R</w:t>
-            </w:r>
+          </w:p>
+        </w:tc>
+        <w:tc>
+          <w:tcPr/>
+          <w:p>
+            <w:pPr>
+              <w:pStyle w:val="Compact"/>
+            </w:pPr>
+          </w:p>
+        </w:tc>
+        <w:tc>
+          <w:tcPr/>
+          <w:p>
+            <w:pPr>
+              <w:pStyle w:val="Compact"/>
+            </w:pPr>
           </w:p>
         </w:tc>
         <w:tc>
@@ -2506,9 +2449,6 @@
             <w:pPr>
               <w:pStyle w:val="Compact"/>
             </w:pPr>
-            <w:r>
-              <w:t xml:space="preserve">R</w:t>
-            </w:r>
           </w:p>
         </w:tc>
         <w:tc>
@@ -2546,6 +2486,52 @@
             <w:pPr>
               <w:pStyle w:val="Compact"/>
             </w:pPr>
+          </w:p>
+        </w:tc>
+        <w:tc>
+          <w:tcPr/>
+          <w:p>
+            <w:pPr>
+              <w:pStyle w:val="Compact"/>
+            </w:pPr>
+          </w:p>
+        </w:tc>
+        <w:tc>
+          <w:tcPr/>
+          <w:p>
+            <w:pPr>
+              <w:pStyle w:val="Compact"/>
+            </w:pPr>
+          </w:p>
+        </w:tc>
+        <w:tc>
+          <w:tcPr/>
+          <w:p>
+            <w:pPr>
+              <w:pStyle w:val="Compact"/>
+            </w:pPr>
+            <w:r>
+              <w:t xml:space="preserve">RU</w:t>
+            </w:r>
+          </w:p>
+        </w:tc>
+        <w:tc>
+          <w:tcPr/>
+          <w:p>
+            <w:pPr>
+              <w:pStyle w:val="Compact"/>
+            </w:pPr>
+            <w:r>
+              <w:t xml:space="preserve">RU</w:t>
+            </w:r>
+          </w:p>
+        </w:tc>
+        <w:tc>
+          <w:tcPr/>
+          <w:p>
+            <w:pPr>
+              <w:pStyle w:val="Compact"/>
+            </w:pPr>
             <w:r>
               <w:t xml:space="preserve">R</w:t>
             </w:r>
@@ -2557,64 +2543,6 @@
             <w:pPr>
               <w:pStyle w:val="Compact"/>
             </w:pPr>
-            <w:r>
-              <w:t xml:space="preserve">R</w:t>
-            </w:r>
-          </w:p>
-        </w:tc>
-        <w:tc>
-          <w:tcPr/>
-          <w:p>
-            <w:pPr>
-              <w:pStyle w:val="Compact"/>
-            </w:pPr>
-            <w:r>
-              <w:t xml:space="preserve">R</w:t>
-            </w:r>
-          </w:p>
-        </w:tc>
-        <w:tc>
-          <w:tcPr/>
-          <w:p>
-            <w:pPr>
-              <w:pStyle w:val="Compact"/>
-            </w:pPr>
-            <w:r>
-              <w:t xml:space="preserve">RU</w:t>
-            </w:r>
-          </w:p>
-        </w:tc>
-        <w:tc>
-          <w:tcPr/>
-          <w:p>
-            <w:pPr>
-              <w:pStyle w:val="Compact"/>
-            </w:pPr>
-            <w:r>
-              <w:t xml:space="preserve">RU</w:t>
-            </w:r>
-          </w:p>
-        </w:tc>
-        <w:tc>
-          <w:tcPr/>
-          <w:p>
-            <w:pPr>
-              <w:pStyle w:val="Compact"/>
-            </w:pPr>
-            <w:r>
-              <w:t xml:space="preserve">R</w:t>
-            </w:r>
-          </w:p>
-        </w:tc>
-        <w:tc>
-          <w:tcPr/>
-          <w:p>
-            <w:pPr>
-              <w:pStyle w:val="Compact"/>
-            </w:pPr>
-            <w:r>
-              <w:t xml:space="preserve">R</w:t>
-            </w:r>
           </w:p>
         </w:tc>
         <w:tc>
@@ -2652,6 +2580,30 @@
             <w:pPr>
               <w:pStyle w:val="Compact"/>
             </w:pPr>
+          </w:p>
+        </w:tc>
+        <w:tc>
+          <w:tcPr/>
+          <w:p>
+            <w:pPr>
+              <w:pStyle w:val="Compact"/>
+            </w:pPr>
+          </w:p>
+        </w:tc>
+        <w:tc>
+          <w:tcPr/>
+          <w:p>
+            <w:pPr>
+              <w:pStyle w:val="Compact"/>
+            </w:pPr>
+          </w:p>
+        </w:tc>
+        <w:tc>
+          <w:tcPr/>
+          <w:p>
+            <w:pPr>
+              <w:pStyle w:val="Compact"/>
+            </w:pPr>
             <w:r>
               <w:t xml:space="preserve">R</w:t>
             </w:r>
@@ -2685,42 +2637,6 @@
             <w:pPr>
               <w:pStyle w:val="Compact"/>
             </w:pPr>
-            <w:r>
-              <w:t xml:space="preserve">R</w:t>
-            </w:r>
-          </w:p>
-        </w:tc>
-        <w:tc>
-          <w:tcPr/>
-          <w:p>
-            <w:pPr>
-              <w:pStyle w:val="Compact"/>
-            </w:pPr>
-            <w:r>
-              <w:t xml:space="preserve">R</w:t>
-            </w:r>
-          </w:p>
-        </w:tc>
-        <w:tc>
-          <w:tcPr/>
-          <w:p>
-            <w:pPr>
-              <w:pStyle w:val="Compact"/>
-            </w:pPr>
-            <w:r>
-              <w:t xml:space="preserve">R</w:t>
-            </w:r>
-          </w:p>
-        </w:tc>
-        <w:tc>
-          <w:tcPr/>
-          <w:p>
-            <w:pPr>
-              <w:pStyle w:val="Compact"/>
-            </w:pPr>
-            <w:r>
-              <w:t xml:space="preserve">R</w:t>
-            </w:r>
           </w:p>
         </w:tc>
         <w:tc>
@@ -2758,6 +2674,30 @@
             <w:pPr>
               <w:pStyle w:val="Compact"/>
             </w:pPr>
+          </w:p>
+        </w:tc>
+        <w:tc>
+          <w:tcPr/>
+          <w:p>
+            <w:pPr>
+              <w:pStyle w:val="Compact"/>
+            </w:pPr>
+          </w:p>
+        </w:tc>
+        <w:tc>
+          <w:tcPr/>
+          <w:p>
+            <w:pPr>
+              <w:pStyle w:val="Compact"/>
+            </w:pPr>
+          </w:p>
+        </w:tc>
+        <w:tc>
+          <w:tcPr/>
+          <w:p>
+            <w:pPr>
+              <w:pStyle w:val="Compact"/>
+            </w:pPr>
             <w:r>
               <w:t xml:space="preserve">R</w:t>
             </w:r>
@@ -2791,42 +2731,6 @@
             <w:pPr>
               <w:pStyle w:val="Compact"/>
             </w:pPr>
-            <w:r>
-              <w:t xml:space="preserve">R</w:t>
-            </w:r>
-          </w:p>
-        </w:tc>
-        <w:tc>
-          <w:tcPr/>
-          <w:p>
-            <w:pPr>
-              <w:pStyle w:val="Compact"/>
-            </w:pPr>
-            <w:r>
-              <w:t xml:space="preserve">R</w:t>
-            </w:r>
-          </w:p>
-        </w:tc>
-        <w:tc>
-          <w:tcPr/>
-          <w:p>
-            <w:pPr>
-              <w:pStyle w:val="Compact"/>
-            </w:pPr>
-            <w:r>
-              <w:t xml:space="preserve">R</w:t>
-            </w:r>
-          </w:p>
-        </w:tc>
-        <w:tc>
-          <w:tcPr/>
-          <w:p>
-            <w:pPr>
-              <w:pStyle w:val="Compact"/>
-            </w:pPr>
-            <w:r>
-              <w:t xml:space="preserve">R</w:t>
-            </w:r>
           </w:p>
         </w:tc>
         <w:tc>
